--- a/eng/docx/04.content.docx
+++ b/eng/docx/04.content.docx
@@ -136,13 +136,6 @@
         <w:rPr>
           <w:lang w:val="en_US" w:bidi="en_US"/>
         </w:rPr>
-      </w:r>
-      <w:r>
-        <w:rPr>
-          <w:i/>
-          <w:lang w:val="en_US" w:bidi="en_US"/>
-        </w:rPr>
-        <w:t>Numbers 1:1–3, Numbers 1:4, Numbers 1:18, Numbers 1:46, Numbers 1:47, Numbers 1:50, Numbers 1:51, Numbers 1:52, Numbers 1:53, Numbers 1:54, Numbers 2:1–2, Numbers 2:3–4, Numbers 2:5–6, Numbers 2:7–8, Numbers 2:9, Numbers 2:10–11, Numbers 2:12–13, Numbers 2:14–15, Numbers 2:16, Numbers 2:24, Numbers 2:24 (#2), Numbers 2:25, Numbers 2:32–33, Numbers 2:34, Numbers 3:1, Numbers 3:2, Numbers 3:4, Numbers 3:4 (#2), Numbers 3:6, Numbers 3:7–8, Numbers 3:9–10, Numbers 3:11–13, Numbers 3:13, Numbers 3:15–16, Numbers 3:17, Numbers 3:23, Numbers 3:24, Numbers 3:25–26, Numbers 3:31, Numbers 3:32, Numbers 3:35, Numbers 3:36–37, Numbers 3:38, Numbers 3:38 (#2), Numbers 3:39, Numbers 3:41, Numbers 3:43, Numbers 3:45, Numbers 3:46, Numbers 3:51, Numbers 3:51 (#2), Numbers 4:1–3, Numbers 4:4, Numbers 4:5–6, Numbers 4:7, Numbers 4:7 (#2), Numbers 4:9–10, Numbers 4:11, Numbers 4:11 (#2), Numbers 4:12, Numbers 4:13, Numbers 4:14, Numbers 4:14 (#2), Numbers 4:15, Numbers 4:16, Numbers 4:18–19, Numbers 4:20, Numbers 4:20 (#2), Numbers 4:22–23, Numbers 4:24–26, Numbers 4:27–28, Numbers 4:31–32, Numbers 4:34–35, Numbers 4:41, Numbers 4:42–44, Numbers 4:47, Numbers 4:49, Numbers 5:2–3, Numbers 5:7, Numbers 5:8–10, Numbers 5:15, Numbers 5:16–17, Numbers 5:18–19, Numbers 5:22, Numbers 5:24, Numbers 5:25–26, Numbers 5:26, Numbers 5:27, Numbers 5:28, Numbers 5:29–30, Numbers 6:2, Numbers 6:3–4, Numbers 6:5, Numbers 6:6, Numbers 6:8, Numbers 6:9, Numbers 6:10–11, Numbers 6:11, Numbers 6:12, Numbers 6:14–15, Numbers 6:16–17, Numbers 6:18, Numbers 6:19–20, Numbers 6:20, Numbers 6:20 (#2), Numbers 6:25–26, Numbers 7:1, Numbers 7:3, Numbers 7:5, Numbers 7:7, Numbers 7:8, Numbers 7:9, Numbers 7:10, Numbers 7:12, Numbers 7:18, Numbers 7:24, Numbers 7:30, Numbers 7:36, Numbers 7:42, Numbers 7:54, Numbers 7:60, Numbers 7:60 (#2), Numbers 7:60 (#3), Numbers 7:66, Numbers 7:89, Numbers 8:2, Numbers 8:4, Numbers 8:5, Numbers 8:7, Numbers 8:8, Numbers 8:10, Numbers 8:11, Numbers 8:12, Numbers 8:12 (#2), Numbers 8:14–15, Numbers 8:17, Numbers 8:19, Numbers 8:20, Numbers 8:24, Numbers 8:26, Numbers 9:1, Numbers 9:1 (#2), Numbers 9:3, Numbers 9:7, Numbers 9:10, Numbers 9:11, Numbers 9:11–12, Numbers 9:13, Numbers 9:14, Numbers 9:15–16, Numbers 9:17, Numbers 9:19, Numbers 9:20–21, Numbers 9:22, Numbers 9:23, Numbers 10:2, Numbers 10:3, Numbers 10:4, Numbers 10:5, Numbers 10:6, Numbers 10:7, Numbers 10:8, Numbers 10:9, Numbers 10:10, Numbers 10:11, Numbers 10:12, Numbers 10:14, Numbers 10:17, Numbers 10:21, Numbers 10:22, Numbers 10:25, Numbers 10:29, Numbers 10:29 (#2), Numbers 10:30, Numbers 10:31, Numbers 10:33–34, Numbers 10:35, Numbers 10:36, Numbers 11:1, Numbers 11:2, Numbers 11:4, Numbers 11:8, Numbers 11:9, Numbers 11:11, Numbers 11:13, Numbers 11:16, Numbers 11:17, Numbers 11:18, Numbers 11:20, Numbers 11:23, Numbers 11:25, Numbers 11:26, Numbers 11:28, Numbers 11:31, Numbers 11:32, Numbers 11:33, Numbers 12:1, Numbers 12:3, Numbers 12:4, Numbers 12:5, Numbers 12:6, Numbers 12:8, Numbers 12:9, Numbers 12:10, Numbers 12:11, Numbers 12:12, Numbers 12:14, Numbers 12:15, Numbers 13:2, Numbers 13:2 (#2), Numbers 13:16, Numbers 13:18, Numbers 13:19, Numbers 13:20, Numbers 13:23, Numbers 13:23 (#2), Numbers 13:25, Numbers 13:26, Numbers 13:28, Numbers 13:28 (#2), Numbers 13:30, Numbers 13:31, Numbers 13:33, Numbers 14:1, Numbers 14:2, Numbers 14:3, Numbers 14:4, Numbers 14:5, Numbers 14:6–7, Numbers 14:8, Numbers 14:8 (#2), Numbers 14:9, Numbers 14:10, Numbers 14:12, Numbers 14:13, Numbers 14:16, Numbers 14:19, Numbers 14:20–21, Numbers 14:22, Numbers 14:23, Numbers 14:24, Numbers 14:25, Numbers 14:29, Numbers 14:30, Numbers 14:31, Numbers 14:34, Numbers 14:36–37, Numbers 14:38, Numbers 14:41–42, Numbers 14:44, Numbers 15:3, Numbers 15:4, Numbers 15:5, Numbers 15:12–13, Numbers 15:15–16, Numbers 15:20, Numbers 15:21, Numbers 15:24, Numbers 15:25–26, Numbers 15:30–31, Numbers 15:35–36, Numbers 15:38, Numbers 15:39, Numbers 15:40, Numbers 15:41, Numbers 16:1, Numbers 16:2, Numbers 16:3, Numbers 16:4, Numbers 16:5, Numbers 16:6–7, Numbers 16:8–9, Numbers 16:10–11, Numbers 16:12–13, Numbers 16:15, Numbers 16:16–17, Numbers 16:19, Numbers 16:20–21, Numbers 16:22, Numbers 16:23–24, Numbers 16:25–26, Numbers 16:27, Numbers 16:28–30, Numbers 16:31–32, Numbers 16:33, Numbers 16:34, Numbers 16:35, Numbers 16:37, Numbers 16:38, Numbers 16:38 (#2), Numbers 16:39–40, Numbers 16:41, Numbers 16:42, Numbers 16:43, Numbers 16:45, Numbers 16:45 (#2), Numbers 16:46, Numbers 16:47–48, Numbers 16:49, Numbers 16:50, Numbers 17:2, Numbers 17:3, Numbers 17:4, Numbers 17:4 (#2), Numbers 17:5, Numbers 17:6, Numbers 17:8, Numbers 17:9, Numbers 17:10, Numbers 17:10 (#2), Numbers 17:12–13, Numbers 18:1, Numbers 18:1 (#2), Numbers 18:2, Numbers 18:3, Numbers 18:3 (#2), Numbers 18:4, Numbers 18:4 (#2), Numbers 18:5, Numbers 18:6, Numbers 18:7, Numbers 18:7 (#2), Numbers 18:8–9, Numbers 18:9, Numbers 18:10, Numbers 18:11, Numbers 18:12–13, Numbers 18:15, Numbers 18:16, Numbers 18:17–18, Numbers 18:19, Numbers 18:20, Numbers 18:21, Numbers 18:22, Numbers 18:27, Numbers 18:28, Numbers 18:32, Numbers 19:2, Numbers 19:3, Numbers 19:4, Numbers 19:5, Numbers 19:6, Numbers 19:7, Numbers 19:8, Numbers 19:9, Numbers 19:9 (#2), Numbers 19:10, Numbers 19:11, Numbers 19:12, Numbers 19:12 (#2), Numbers 19:13, Numbers 19:14, Numbers 19:15, Numbers 19:16, Numbers 19:17, Numbers 19:18, Numbers 19:21, Numbers 19:22, Numbers 20:1, Numbers 20:1 (#2), Numbers 20:2–3, Numbers 20:4, Numbers 20:5, Numbers 20:6, Numbers 20:7–9, Numbers 20:10, Numbers 20:10–11, Numbers 20:12–13, Numbers 20:14–16, Numbers 20:17, Numbers 20:17 (#2), Numbers 20:18, Numbers 20:19, Numbers 20:20–21, Numbers 20:21, Numbers 20:22, Numbers 20:23–24, Numbers 20:25, Numbers 20:26, Numbers 20:27–29, Numbers 21:1, Numbers 21:2–3, Numbers 21:3, Numbers 21:4, Numbers 21:5, Numbers 21:6, Numbers 21:7, Numbers 21:8, Numbers 21:9, Numbers 21:16, Numbers 21:17–18, Numbers 21:21, Numbers 21:22, Numbers 21:23, Numbers 21:24, Numbers 21:31, Numbers 21:32, Numbers 21:33, Numbers 21:34, Numbers 21:35, Numbers 22:1, Numbers 22:2–3, Numbers 22:4, Numbers 22:5–6, Numbers 22:5–6 (#2), Numbers 22:6, Numbers 22:8, Numbers 22:11, Numbers 22:12, Numbers 22:13, Numbers 22:14, Numbers 22:17, Numbers 22:18, Numbers 22:19, Numbers 22:20, Numbers 22:21, Numbers 22:22, Numbers 22:22 (#2), Numbers 22:23, Numbers 22:23 (#2), Numbers 22:24, Numbers 22:25, Numbers 22:27, Numbers 22:28, Numbers 22:29, Numbers 22:31, Numbers 22:32–33, Numbers 22:33, Numbers 22:34, Numbers 22:35, Numbers 22:36, Numbers 22:37, Numbers 22:38, Numbers 22:39–40, Numbers 22:41, Numbers 23:1, Numbers 23:2, Numbers 23:3, Numbers 23:5, Numbers 23:7–8, Numbers 23:9, Numbers 23:10, Numbers 23:10 (#2), Numbers 23:11, Numbers 23:12, Numbers 23:13, Numbers 23:14, Numbers 23:15, Numbers 23:19, Numbers 23:20, Numbers 23:21, Numbers 23:22, Numbers 23:23, Numbers 23:23 (#2), Numbers 23:24, Numbers 23:25, Numbers 23:26, Numbers 23:27, Numbers 23:28, Numbers 23:29–30, Numbers 24:1, Numbers 24:2–3, Numbers 24:4, Numbers 24:5, Numbers 24:6, Numbers 24:7, Numbers 24:7 (#2), Numbers 24:8, Numbers 24:8 (#2), Numbers 24:8 (#3), Numbers 24:9, Numbers 24:10, Numbers 24:11, Numbers 24:13, Numbers 24:13 (#2), Numbers 24:14, Numbers 24:16, Numbers 24:17, Numbers 24:17 (#2), Numbers 24:18, Numbers 24:19, Numbers 24:20, Numbers 24:21–22, Numbers 24:24, Numbers 24:25, Numbers 25:1–2, Numbers 25:4, Numbers 25:6, Numbers 25:7, Numbers 25:8, Numbers 25:8–9, Numbers 25:11, Numbers 25:12, Numbers 25:13, Numbers 25:17–18, Numbers 25:18, Numbers 26:2, Numbers 26:4, Numbers 26:5, Numbers 26:7, Numbers 26:9, Numbers 26:10, Numbers 26:11, Numbers 26:14, Numbers 26:18, Numbers 26:19, Numbers 26:22, Numbers 26:25, Numbers 26:27, Numbers 26:28, Numbers 26:33, Numbers 26:34, Numbers 26:37, Numbers 26:41, Numbers 26:43, Numbers 26:47, Numbers 26:50, Numbers 26:51, Numbers 26:53, Numbers 26:54, Numbers 26:55, Numbers 26:57, Numbers 26:58, Numbers 26:58 (#2), Numbers 26:59, Numbers 26:60, Numbers 26:61, Numbers 26:62, Numbers 26:62 (#2), Numbers 26:63, Numbers 26:64, Numbers 26:65, Numbers 27:3, Numbers 27:4, Numbers 27:8, Numbers 27:9, Numbers 27:12–14, Numbers 27:15–17, Numbers 27:18–19, Numbers 27:20–21, Numbers 27:22–23, Numbers 28:2, Numbers 28:3–4, Numbers 28:5, Numbers 28:7–8, Numbers 28:9–10, Numbers 28:11, Numbers 28:12, Numbers 28:13, Numbers 28:14, Numbers 28:15, Numbers 28:16, Numbers 28:16–17, Numbers 28:18, Numbers 28:19, Numbers 28:20, Numbers 28:21, Numbers 28:22, Numbers 28:25, Numbers 28:26, Numbers 29:1, Numbers 29:2, Numbers 29:3, Numbers 29:4, Numbers 29:6, Numbers 29:7, Numbers 29:8, Numbers 29:9–10, Numbers 29:11, Numbers 29:12, Numbers 29:13, Numbers 29:16, Numbers 29:17, Numbers 29:20–22, Numbers 29:23–25, Numbers 29:26–28, Numbers 29:29–31, Numbers 29:32–34, Numbers 29:35, Numbers 29:36, Numbers 29:37–38, Numbers 29:39, Numbers 29:40, Numbers 30:1–2, Numbers 30:3–4, Numbers 30:5, Numbers 30:6–7, Numbers 30:8, Numbers 30:9, Numbers 30:10, Numbers 30:10–11, Numbers 30:12–13, Numbers 30:13–14, Numbers 30:15, Numbers 31:1–2, Numbers 31:3–5, Numbers 31:6–8, Numbers 31:9, Numbers 31:13–15, Numbers 31:16, Numbers 31:17, Numbers 31:18, Numbers 31:18–19, Numbers 31:19, Numbers 31:19–20, Numbers 31:25–27, Numbers 31:28–29, Numbers 31:30–31, Numbers 31:50–51, Numbers 31:52–54, Numbers 32:1–3, Numbers 32:6, Numbers 32:7, Numbers 32:9, Numbers 32:10–12, Numbers 32:13, Numbers 32:16–17, Numbers 32:20–22, Numbers 32:28–30, Numbers 32:31–32, Numbers 32:33, Numbers 33:3–4, Numbers 33:9, Numbers 33:14, Numbers 33:38–39, Numbers 33:50–52, Numbers 33:53–54, Numbers 33:55–56, Numbers 34:13, Numbers 34:14–15, Numbers 34:16–18, Numbers 34:29, Numbers 35:1–2, Numbers 35:6, Numbers 35:6 (#2), Numbers 35:12, Numbers 35:16–18, Numbers 35:20–21, Numbers 35:25, Numbers 35:26–27, Numbers 35:28, Numbers 35:30, Numbers 35:31–32, Numbers 35:33–34, Numbers 36:1–2, Numbers 36:3, Numbers 36:4, Numbers 36:5–6, Numbers 36:7, Numbers 36:8–9, Numbers 36:10–12</w:t>
       </w:r>
       <w:r>
         <w:rPr>

--- a/eng/docx/04.content.docx
+++ b/eng/docx/04.content.docx
@@ -123,19 +123,6 @@
           <w:lang w:val="en_US" w:bidi="en_US"/>
         </w:rPr>
         <w:t>NUM</w:t>
-      </w:r>
-      <w:r>
-        <w:rPr>
-          <w:lang w:val="en_US" w:bidi="en_US"/>
-        </w:rPr>
-      </w:r>
-    </w:p>
-    <w:p>
-      <w:pPr/>
-      <w:r>
-        <w:rPr>
-          <w:lang w:val="en_US" w:bidi="en_US"/>
-        </w:rPr>
       </w:r>
       <w:r>
         <w:rPr>

--- a/eng/docx/04.content.docx
+++ b/eng/docx/04.content.docx
@@ -19,7 +19,7 @@
         <w:rPr>
           <w:lang w:val="en_US" w:bidi="en_US"/>
         </w:rPr>
-        <w:t>Resource: Translation Questions (unfoldingWord)</w:t>
+        <w:t>Resource: unfoldingWord® Translation Questions</w:t>
       </w:r>
       <w:r>
         <w:rPr>
@@ -85,7 +85,7 @@
         <w:rPr>
           <w:lang w:val="en_US" w:bidi="en_US"/>
         </w:rPr>
-        <w:t>Translation Questions (unfoldingWord)</w:t>
+        <w:t>unfoldingWord® Translation Questions</w:t>
       </w:r>
     </w:p>
     <w:p>
